--- a/AI标注训练软件使用说明书.docx
+++ b/AI标注训练软件使用说明书.docx
@@ -2187,9 +2187,9 @@
         </w:rPr>
         <w:drawing>
           <wp:inline distT="0" distB="0" distL="114300" distR="114300">
-            <wp:extent cx="1484630" cy="2145030"/>
-            <wp:effectExtent l="0" t="0" r="8890" b="3810"/>
-            <wp:docPr id="23" name="图片 23" descr="IMG_256"/>
+            <wp:extent cx="1713230" cy="2365375"/>
+            <wp:effectExtent l="0" t="0" r="8890" b="12065"/>
+            <wp:docPr id="29" name="图片 8" descr="IMG_256"/>
             <wp:cNvGraphicFramePr>
               <a:graphicFrameLocks xmlns:a="http://schemas.openxmlformats.org/drawingml/2006/main" noChangeAspect="1"/>
             </wp:cNvGraphicFramePr>
@@ -2197,7 +2197,7 @@
               <a:graphicData uri="http://schemas.openxmlformats.org/drawingml/2006/picture">
                 <pic:pic xmlns:pic="http://schemas.openxmlformats.org/drawingml/2006/picture">
                   <pic:nvPicPr>
-                    <pic:cNvPr id="23" name="图片 23" descr="IMG_256"/>
+                    <pic:cNvPr id="29" name="图片 8" descr="IMG_256"/>
                     <pic:cNvPicPr>
                       <a:picLocks noChangeAspect="1"/>
                     </pic:cNvPicPr>
@@ -2211,7 +2211,7 @@
                   <pic:spPr>
                     <a:xfrm>
                       <a:off x="0" y="0"/>
-                      <a:ext cx="1484630" cy="2145030"/>
+                      <a:ext cx="1713230" cy="2365375"/>
                     </a:xfrm>
                     <a:prstGeom prst="rect">
                       <a:avLst/>
@@ -2456,9 +2456,9 @@
         </w:rPr>
         <w:drawing>
           <wp:inline distT="0" distB="0" distL="114300" distR="114300">
-            <wp:extent cx="2533015" cy="3648075"/>
-            <wp:effectExtent l="0" t="0" r="12065" b="9525"/>
-            <wp:docPr id="26" name="图片 26" descr="IMG_256"/>
+            <wp:extent cx="1943100" cy="2716530"/>
+            <wp:effectExtent l="0" t="0" r="7620" b="11430"/>
+            <wp:docPr id="18" name="图片 3" descr="IMG_256"/>
             <wp:cNvGraphicFramePr>
               <a:graphicFrameLocks xmlns:a="http://schemas.openxmlformats.org/drawingml/2006/main" noChangeAspect="1"/>
             </wp:cNvGraphicFramePr>
@@ -2466,7 +2466,7 @@
               <a:graphicData uri="http://schemas.openxmlformats.org/drawingml/2006/picture">
                 <pic:pic xmlns:pic="http://schemas.openxmlformats.org/drawingml/2006/picture">
                   <pic:nvPicPr>
-                    <pic:cNvPr id="26" name="图片 26" descr="IMG_256"/>
+                    <pic:cNvPr id="18" name="图片 3" descr="IMG_256"/>
                     <pic:cNvPicPr>
                       <a:picLocks noChangeAspect="1"/>
                     </pic:cNvPicPr>
@@ -2480,7 +2480,7 @@
                   <pic:spPr>
                     <a:xfrm>
                       <a:off x="0" y="0"/>
-                      <a:ext cx="2533015" cy="3648075"/>
+                      <a:ext cx="1943100" cy="2716530"/>
                     </a:xfrm>
                     <a:prstGeom prst="rect">
                       <a:avLst/>
@@ -2752,9 +2752,9 @@
         </w:rPr>
         <w:drawing>
           <wp:inline distT="0" distB="0" distL="114300" distR="114300">
-            <wp:extent cx="2371725" cy="3437255"/>
-            <wp:effectExtent l="0" t="0" r="5715" b="6985"/>
-            <wp:docPr id="28" name="图片 28" descr="IMG_256"/>
+            <wp:extent cx="2085975" cy="2854960"/>
+            <wp:effectExtent l="0" t="0" r="1905" b="10160"/>
+            <wp:docPr id="21" name="图片 4" descr="IMG_256"/>
             <wp:cNvGraphicFramePr>
               <a:graphicFrameLocks xmlns:a="http://schemas.openxmlformats.org/drawingml/2006/main" noChangeAspect="1"/>
             </wp:cNvGraphicFramePr>
@@ -2762,7 +2762,7 @@
               <a:graphicData uri="http://schemas.openxmlformats.org/drawingml/2006/picture">
                 <pic:pic xmlns:pic="http://schemas.openxmlformats.org/drawingml/2006/picture">
                   <pic:nvPicPr>
-                    <pic:cNvPr id="28" name="图片 28" descr="IMG_256"/>
+                    <pic:cNvPr id="21" name="图片 4" descr="IMG_256"/>
                     <pic:cNvPicPr>
                       <a:picLocks noChangeAspect="1"/>
                     </pic:cNvPicPr>
@@ -2776,7 +2776,7 @@
                   <pic:spPr>
                     <a:xfrm>
                       <a:off x="0" y="0"/>
-                      <a:ext cx="2371725" cy="3437255"/>
+                      <a:ext cx="2085975" cy="2854960"/>
                     </a:xfrm>
                     <a:prstGeom prst="rect">
                       <a:avLst/>
@@ -2881,9 +2881,9 @@
         </w:rPr>
         <w:drawing>
           <wp:inline distT="0" distB="0" distL="114300" distR="114300">
-            <wp:extent cx="2333625" cy="3391535"/>
-            <wp:effectExtent l="0" t="0" r="13335" b="6985"/>
-            <wp:docPr id="29" name="图片 29" descr="IMG_256"/>
+            <wp:extent cx="1984375" cy="2823845"/>
+            <wp:effectExtent l="0" t="0" r="12065" b="10795"/>
+            <wp:docPr id="28" name="图片 7" descr="IMG_256"/>
             <wp:cNvGraphicFramePr>
               <a:graphicFrameLocks xmlns:a="http://schemas.openxmlformats.org/drawingml/2006/main" noChangeAspect="1"/>
             </wp:cNvGraphicFramePr>
@@ -2891,7 +2891,7 @@
               <a:graphicData uri="http://schemas.openxmlformats.org/drawingml/2006/picture">
                 <pic:pic xmlns:pic="http://schemas.openxmlformats.org/drawingml/2006/picture">
                   <pic:nvPicPr>
-                    <pic:cNvPr id="29" name="图片 29" descr="IMG_256"/>
+                    <pic:cNvPr id="28" name="图片 7" descr="IMG_256"/>
                     <pic:cNvPicPr>
                       <a:picLocks noChangeAspect="1"/>
                     </pic:cNvPicPr>
@@ -2905,7 +2905,7 @@
                   <pic:spPr>
                     <a:xfrm>
                       <a:off x="0" y="0"/>
-                      <a:ext cx="2333625" cy="3391535"/>
+                      <a:ext cx="1984375" cy="2823845"/>
                     </a:xfrm>
                     <a:prstGeom prst="rect">
                       <a:avLst/>
@@ -2976,17 +2976,88 @@
           <w:lang w:val="en-US" w:eastAsia="zh-CN"/>
         </w:rPr>
       </w:pPr>
-      <w:r>
+    </w:p>
+    <w:p>
+      <w:pPr>
         <w:rPr>
           <w:rFonts w:hint="eastAsia" w:asciiTheme="majorEastAsia" w:hAnsiTheme="majorEastAsia" w:eastAsiaTheme="majorEastAsia" w:cstheme="majorEastAsia"/>
           <w:b/>
           <w:bCs/>
+          <w:color w:val="000000" w:themeColor="text1"/>
+          <w:sz w:val="21"/>
+          <w:szCs w:val="21"/>
+          <w:lang w:val="en-US" w:eastAsia="zh-CN"/>
+          <w14:textFill>
+            <w14:solidFill>
+              <w14:schemeClr w14:val="tx1"/>
+            </w14:solidFill>
+          </w14:textFill>
+        </w:rPr>
+      </w:pPr>
+      <w:r>
+        <w:rPr>
+          <w:rFonts w:hint="eastAsia" w:asciiTheme="majorEastAsia" w:hAnsiTheme="majorEastAsia" w:eastAsiaTheme="majorEastAsia" w:cstheme="majorEastAsia"/>
+          <w:b/>
+          <w:bCs/>
           <w:color w:val="FF0000"/>
           <w:sz w:val="24"/>
           <w:szCs w:val="24"/>
           <w:lang w:val="en-US" w:eastAsia="zh-CN"/>
         </w:rPr>
-        <w:br w:type="page"/>
+        <w:t>注意:</w:t>
+      </w:r>
+      <w:r>
+        <w:rPr>
+          <w:rFonts w:hint="eastAsia" w:asciiTheme="majorEastAsia" w:hAnsiTheme="majorEastAsia" w:eastAsiaTheme="majorEastAsia" w:cstheme="majorEastAsia"/>
+          <w:b/>
+          <w:bCs/>
+          <w:color w:val="000000" w:themeColor="text1"/>
+          <w:sz w:val="21"/>
+          <w:szCs w:val="21"/>
+          <w:lang w:val="en-US" w:eastAsia="zh-CN"/>
+          <w14:textFill>
+            <w14:solidFill>
+              <w14:schemeClr w14:val="tx1"/>
+            </w14:solidFill>
+          </w14:textFill>
+        </w:rPr>
+        <w:t>yolo11l.pt和rtdetr-l.pt训练的模型使用时只会显示矩形结果</w:t>
+      </w:r>
+    </w:p>
+    <w:p>
+      <w:pPr>
+        <w:ind w:firstLine="420" w:firstLineChars="0"/>
+        <w:rPr>
+          <w:rFonts w:hint="default" w:asciiTheme="majorEastAsia" w:hAnsiTheme="majorEastAsia" w:eastAsiaTheme="majorEastAsia" w:cstheme="majorEastAsia"/>
+          <w:b/>
+          <w:bCs/>
+          <w:color w:val="000000" w:themeColor="text1"/>
+          <w:sz w:val="21"/>
+          <w:szCs w:val="21"/>
+          <w:lang w:val="en-US" w:eastAsia="zh-CN"/>
+          <w14:textFill>
+            <w14:solidFill>
+              <w14:schemeClr w14:val="tx1"/>
+            </w14:solidFill>
+          </w14:textFill>
+        </w:rPr>
+      </w:pPr>
+      <w:r>
+        <w:rPr>
+          <w:rFonts w:hint="eastAsia" w:asciiTheme="majorEastAsia" w:hAnsiTheme="majorEastAsia" w:eastAsiaTheme="majorEastAsia" w:cstheme="majorEastAsia"/>
+          <w:b/>
+          <w:bCs/>
+          <w:color w:val="000000" w:themeColor="text1"/>
+          <w:sz w:val="21"/>
+          <w:szCs w:val="21"/>
+          <w:lang w:val="en-US" w:eastAsia="zh-CN"/>
+          <w14:textFill>
+            <w14:solidFill>
+              <w14:schemeClr w14:val="tx1"/>
+            </w14:solidFill>
+          </w14:textFill>
+        </w:rPr>
+        <w:t>yolo11l-seg.pt训练的模型显示多边形结果</w:t>
       </w:r>
     </w:p>
     <w:p>
@@ -3075,6 +3146,8 @@
         </w:rPr>
         <w:t>001模穴模型7-2.pt</w:t>
       </w:r>
+      <w:bookmarkStart w:id="0" w:name="_GoBack"/>
+      <w:bookmarkEnd w:id="0"/>
     </w:p>
     <w:p>
       <w:pPr>
@@ -3382,8 +3455,9 @@
     <w:p>
       <w:pPr>
         <w:rPr>
-          <w:rFonts w:hint="default"/>
-          <w:lang w:val="en-US" w:eastAsia="zh-CN"/>
+          <w:rFonts w:ascii="宋体" w:hAnsi="宋体" w:eastAsia="宋体" w:cs="宋体"/>
+          <w:sz w:val="24"/>
+          <w:szCs w:val="24"/>
         </w:rPr>
       </w:pPr>
       <w:r>
@@ -3394,9 +3468,9 @@
         </w:rPr>
         <w:drawing>
           <wp:inline distT="0" distB="0" distL="114300" distR="114300">
-            <wp:extent cx="5224145" cy="3340735"/>
-            <wp:effectExtent l="0" t="0" r="0" b="12065"/>
-            <wp:docPr id="30" name="图片 30" descr="IMG_256"/>
+            <wp:extent cx="5258435" cy="3362960"/>
+            <wp:effectExtent l="0" t="0" r="0" b="5080"/>
+            <wp:docPr id="31" name="图片 9" descr="IMG_256"/>
             <wp:cNvGraphicFramePr>
               <a:graphicFrameLocks xmlns:a="http://schemas.openxmlformats.org/drawingml/2006/main" noChangeAspect="1"/>
             </wp:cNvGraphicFramePr>
@@ -3404,7 +3478,7 @@
               <a:graphicData uri="http://schemas.openxmlformats.org/drawingml/2006/picture">
                 <pic:pic xmlns:pic="http://schemas.openxmlformats.org/drawingml/2006/picture">
                   <pic:nvPicPr>
-                    <pic:cNvPr id="30" name="图片 30" descr="IMG_256"/>
+                    <pic:cNvPr id="31" name="图片 9" descr="IMG_256"/>
                     <pic:cNvPicPr>
                       <a:picLocks noChangeAspect="1"/>
                     </pic:cNvPicPr>
@@ -3418,7 +3492,7 @@
                   <pic:spPr>
                     <a:xfrm>
                       <a:off x="0" y="0"/>
-                      <a:ext cx="5224145" cy="3340735"/>
+                      <a:ext cx="5258435" cy="3362960"/>
                     </a:xfrm>
                     <a:prstGeom prst="rect">
                       <a:avLst/>
@@ -3437,6 +3511,214 @@
     </w:p>
     <w:p>
       <w:pPr>
+        <w:rPr>
+          <w:rFonts w:hint="eastAsia" w:ascii="宋体" w:hAnsi="宋体" w:eastAsia="宋体" w:cs="宋体"/>
+          <w:sz w:val="21"/>
+          <w:szCs w:val="21"/>
+          <w:lang w:val="en-US" w:eastAsia="zh-CN"/>
+        </w:rPr>
+      </w:pPr>
+      <w:r>
+        <w:rPr>
+          <w:rFonts w:hint="eastAsia" w:ascii="宋体" w:hAnsi="宋体" w:eastAsia="宋体" w:cs="宋体"/>
+          <w:sz w:val="21"/>
+          <w:szCs w:val="21"/>
+          <w:lang w:val="en-US" w:eastAsia="zh-CN"/>
+        </w:rPr>
+        <w:t>校验模型:</w:t>
+      </w:r>
+    </w:p>
+    <w:p>
+      <w:pPr>
+        <w:ind w:firstLine="420" w:firstLineChars="0"/>
+        <w:rPr>
+          <w:rFonts w:hint="eastAsia" w:ascii="宋体" w:hAnsi="宋体" w:eastAsia="宋体" w:cs="宋体"/>
+          <w:b w:val="0"/>
+          <w:bCs w:val="0"/>
+          <w:color w:val="000000" w:themeColor="text1"/>
+          <w:sz w:val="21"/>
+          <w:szCs w:val="21"/>
+          <w:lang w:val="en-US" w:eastAsia="zh-CN"/>
+          <w14:textFill>
+            <w14:solidFill>
+              <w14:schemeClr w14:val="tx1"/>
+            </w14:solidFill>
+          </w14:textFill>
+        </w:rPr>
+      </w:pPr>
+      <w:r>
+        <w:rPr>
+          <w:rFonts w:hint="eastAsia" w:ascii="宋体" w:hAnsi="宋体" w:eastAsia="宋体" w:cs="宋体"/>
+          <w:sz w:val="21"/>
+          <w:szCs w:val="21"/>
+          <w:lang w:val="en-US" w:eastAsia="zh-CN"/>
+        </w:rPr>
+        <w:t>点击右侧</w:t>
+      </w:r>
+      <w:r>
+        <w:rPr>
+          <w:rFonts w:hint="eastAsia" w:ascii="宋体" w:hAnsi="宋体" w:eastAsia="宋体" w:cs="宋体"/>
+          <w:b/>
+          <w:bCs/>
+          <w:color w:val="FF0000"/>
+          <w:sz w:val="21"/>
+          <w:szCs w:val="21"/>
+          <w:lang w:val="en-US" w:eastAsia="zh-CN"/>
+        </w:rPr>
+        <w:t>选择标签文件</w:t>
+      </w:r>
+      <w:r>
+        <w:rPr>
+          <w:rFonts w:hint="eastAsia" w:ascii="宋体" w:hAnsi="宋体" w:eastAsia="宋体" w:cs="宋体"/>
+          <w:b w:val="0"/>
+          <w:bCs w:val="0"/>
+          <w:color w:val="000000" w:themeColor="text1"/>
+          <w:sz w:val="21"/>
+          <w:szCs w:val="21"/>
+          <w:lang w:val="en-US" w:eastAsia="zh-CN"/>
+          <w14:textFill>
+            <w14:solidFill>
+              <w14:schemeClr w14:val="tx1"/>
+            </w14:solidFill>
+          </w14:textFill>
+        </w:rPr>
+        <w:t>，选择这个路径下的</w:t>
+      </w:r>
+      <w:r>
+        <w:rPr>
+          <w:rFonts w:hint="eastAsia" w:ascii="宋体" w:hAnsi="宋体" w:eastAsia="宋体" w:cs="宋体"/>
+          <w:b w:val="0"/>
+          <w:bCs w:val="0"/>
+          <w:color w:val="FF0000"/>
+          <w:sz w:val="21"/>
+          <w:szCs w:val="21"/>
+          <w:lang w:val="en-US" w:eastAsia="zh-CN"/>
+        </w:rPr>
+        <w:t>项目名称</w:t>
+      </w:r>
+      <w:r>
+        <w:rPr>
+          <w:rFonts w:hint="eastAsia" w:ascii="宋体" w:hAnsi="宋体" w:eastAsia="宋体" w:cs="宋体"/>
+          <w:b w:val="0"/>
+          <w:bCs w:val="0"/>
+          <w:color w:val="000000" w:themeColor="text1"/>
+          <w:sz w:val="21"/>
+          <w:szCs w:val="21"/>
+          <w:lang w:val="en-US" w:eastAsia="zh-CN"/>
+          <w14:textFill>
+            <w14:solidFill>
+              <w14:schemeClr w14:val="tx1"/>
+            </w14:solidFill>
+          </w14:textFill>
+        </w:rPr>
+        <w:t>的标签文件，然后勾选启用即可。</w:t>
+      </w:r>
+    </w:p>
+    <w:p>
+      <w:pPr>
+        <w:ind w:firstLine="420" w:firstLineChars="0"/>
+        <w:rPr>
+          <w:rFonts w:hint="default" w:ascii="宋体" w:hAnsi="宋体" w:eastAsia="宋体" w:cs="宋体"/>
+          <w:b w:val="0"/>
+          <w:bCs w:val="0"/>
+          <w:color w:val="000000" w:themeColor="text1"/>
+          <w:sz w:val="21"/>
+          <w:szCs w:val="21"/>
+          <w:lang w:val="en-US" w:eastAsia="zh-CN"/>
+          <w14:textFill>
+            <w14:solidFill>
+              <w14:schemeClr w14:val="tx1"/>
+            </w14:solidFill>
+          </w14:textFill>
+        </w:rPr>
+      </w:pPr>
+      <w:r>
+        <w:rPr>
+          <w:rFonts w:hint="eastAsia" w:ascii="宋体" w:hAnsi="宋体" w:eastAsia="宋体" w:cs="宋体"/>
+          <w:b w:val="0"/>
+          <w:bCs w:val="0"/>
+          <w:color w:val="000000" w:themeColor="text1"/>
+          <w:sz w:val="21"/>
+          <w:szCs w:val="21"/>
+          <w:lang w:val="en-US" w:eastAsia="zh-CN"/>
+          <w14:textFill>
+            <w14:solidFill>
+              <w14:schemeClr w14:val="tx1"/>
+            </w14:solidFill>
+          </w14:textFill>
+        </w:rPr>
+        <w:t>点击图中识别出来的熔接痕显示尺寸参数。</w:t>
+      </w:r>
+    </w:p>
+    <w:p>
+      <w:pPr>
+        <w:ind w:firstLine="420" w:firstLineChars="0"/>
+        <w:rPr>
+          <w:rFonts w:hint="default" w:ascii="宋体" w:hAnsi="宋体" w:eastAsia="宋体" w:cs="宋体"/>
+          <w:b w:val="0"/>
+          <w:bCs w:val="0"/>
+          <w:color w:val="000000" w:themeColor="text1"/>
+          <w:sz w:val="21"/>
+          <w:szCs w:val="21"/>
+          <w:lang w:val="en-US" w:eastAsia="zh-CN"/>
+          <w14:textFill>
+            <w14:solidFill>
+              <w14:schemeClr w14:val="tx1"/>
+            </w14:solidFill>
+          </w14:textFill>
+        </w:rPr>
+      </w:pPr>
+      <w:r>
+        <w:rPr>
+          <w:rFonts w:ascii="宋体" w:hAnsi="宋体" w:eastAsia="宋体" w:cs="宋体"/>
+          <w:sz w:val="24"/>
+          <w:szCs w:val="24"/>
+        </w:rPr>
+        <w:drawing>
+          <wp:inline distT="0" distB="0" distL="114300" distR="114300">
+            <wp:extent cx="4258945" cy="2508885"/>
+            <wp:effectExtent l="0" t="0" r="8255" b="5715"/>
+            <wp:docPr id="33" name="图片 10" descr="IMG_256"/>
+            <wp:cNvGraphicFramePr>
+              <a:graphicFrameLocks xmlns:a="http://schemas.openxmlformats.org/drawingml/2006/main" noChangeAspect="1"/>
+            </wp:cNvGraphicFramePr>
+            <a:graphic xmlns:a="http://schemas.openxmlformats.org/drawingml/2006/main">
+              <a:graphicData uri="http://schemas.openxmlformats.org/drawingml/2006/picture">
+                <pic:pic xmlns:pic="http://schemas.openxmlformats.org/drawingml/2006/picture">
+                  <pic:nvPicPr>
+                    <pic:cNvPr id="33" name="图片 10" descr="IMG_256"/>
+                    <pic:cNvPicPr>
+                      <a:picLocks noChangeAspect="1"/>
+                    </pic:cNvPicPr>
+                  </pic:nvPicPr>
+                  <pic:blipFill>
+                    <a:blip r:embed="rId31"/>
+                    <a:stretch>
+                      <a:fillRect/>
+                    </a:stretch>
+                  </pic:blipFill>
+                  <pic:spPr>
+                    <a:xfrm>
+                      <a:off x="0" y="0"/>
+                      <a:ext cx="4258945" cy="2508885"/>
+                    </a:xfrm>
+                    <a:prstGeom prst="rect">
+                      <a:avLst/>
+                    </a:prstGeom>
+                    <a:noFill/>
+                    <a:ln w="9525">
+                      <a:noFill/>
+                    </a:ln>
+                  </pic:spPr>
+                </pic:pic>
+              </a:graphicData>
+            </a:graphic>
+          </wp:inline>
+        </w:drawing>
+      </w:r>
+    </w:p>
+    <w:p>
+      <w:pPr>
         <w:pStyle w:val="6"/>
         <w:numPr>
           <w:ilvl w:val="0"/>
@@ -3771,19 +4053,7 @@
           <w:color w:val="FF0000"/>
           <w:lang w:val="en-US" w:eastAsia="zh-CN"/>
         </w:rPr>
-        <w:t>CCD3</w:t>
-      </w:r>
-      <w:bookmarkStart w:id="0" w:name="_GoBack"/>
-      <w:bookmarkEnd w:id="0"/>
-      <w:r>
-        <w:rPr>
-          <w:rFonts w:hint="eastAsia"/>
-          <w:b w:val="0"/>
-          <w:bCs w:val="0"/>
-          <w:color w:val="FF0000"/>
-          <w:lang w:val="en-US" w:eastAsia="zh-CN"/>
-        </w:rPr>
-        <w:t>文件夹</w:t>
+        <w:t>CCD3文件夹</w:t>
       </w:r>
       <w:r>
         <w:rPr>
@@ -4116,7 +4386,7 @@
     <w:lsdException w:qFormat="1" w:unhideWhenUsed="0" w:uiPriority="0" w:semiHidden="0" w:name="Title"/>
     <w:lsdException w:unhideWhenUsed="0" w:uiPriority="0" w:semiHidden="0" w:name="Closing"/>
     <w:lsdException w:unhideWhenUsed="0" w:uiPriority="0" w:semiHidden="0" w:name="Signature"/>
-    <w:lsdException w:unhideWhenUsed="0" w:uiPriority="0" w:name="Default Paragraph Font"/>
+    <w:lsdException w:qFormat="1" w:unhideWhenUsed="0" w:uiPriority="0" w:name="Default Paragraph Font"/>
     <w:lsdException w:unhideWhenUsed="0" w:uiPriority="0" w:semiHidden="0" w:name="Body Text"/>
     <w:lsdException w:unhideWhenUsed="0" w:uiPriority="0" w:semiHidden="0" w:name="Body Text Indent"/>
     <w:lsdException w:unhideWhenUsed="0" w:uiPriority="0" w:semiHidden="0" w:name="List Continue"/>
@@ -4154,7 +4424,7 @@
     <w:lsdException w:unhideWhenUsed="0" w:uiPriority="0" w:semiHidden="0" w:name="HTML Sample"/>
     <w:lsdException w:unhideWhenUsed="0" w:uiPriority="0" w:semiHidden="0" w:name="HTML Typewriter"/>
     <w:lsdException w:unhideWhenUsed="0" w:uiPriority="0" w:semiHidden="0" w:name="HTML Variable"/>
-    <w:lsdException w:unhideWhenUsed="0" w:uiPriority="0" w:name="Normal Table"/>
+    <w:lsdException w:qFormat="1" w:unhideWhenUsed="0" w:uiPriority="0" w:name="Normal Table"/>
     <w:lsdException w:unhideWhenUsed="0" w:uiPriority="0" w:semiHidden="0" w:name="annotation subject"/>
     <w:lsdException w:unhideWhenUsed="0" w:uiPriority="0" w:semiHidden="0" w:name="Table Simple 1"/>
     <w:lsdException w:unhideWhenUsed="0" w:uiPriority="0" w:semiHidden="0" w:name="Table Simple 2"/>
@@ -4411,11 +4681,13 @@
   <w:style w:type="character" w:default="1" w:styleId="8">
     <w:name w:val="Default Paragraph Font"/>
     <w:semiHidden/>
+    <w:qFormat/>
     <w:uiPriority w:val="0"/>
   </w:style>
   <w:style w:type="table" w:default="1" w:styleId="7">
     <w:name w:val="Normal Table"/>
     <w:semiHidden/>
+    <w:qFormat/>
     <w:uiPriority w:val="0"/>
     <w:tblPr>
       <w:tblCellMar>
